--- a/docs/casos-de-uso-reales/CASOS_DE_USO_REALES.docx
+++ b/docs/casos-de-uso-reales/CASOS_DE_USO_REALES.docx
@@ -724,7 +724,7 @@
                 <w:sz w:val="17"/>
                 <w:szCs w:val="17"/>
               </w:rPr>
-              <w:t xml:space="preserve">1. El usuario completa el campo Email (A).</w:t>
+              <w:t xml:space="preserve">1. El usuario completa el campo Correo electrónico (A).</w:t>
             </w:r>
           </w:p>
         </w:tc>
@@ -820,7 +820,7 @@
                 <w:sz w:val="17"/>
                 <w:szCs w:val="17"/>
               </w:rPr>
-              <w:t xml:space="preserve">3. Hace clic en Ingresar (C).</w:t>
+              <w:t xml:space="preserve">3. Hace clic en Iniciar sesión (C).</w:t>
             </w:r>
           </w:p>
         </w:tc>
@@ -843,7 +843,7 @@
                 <w:sz w:val="17"/>
                 <w:szCs w:val="17"/>
               </w:rPr>
-              <w:t xml:space="preserve">4. El sistema valida las credenciales y redirige a la pantalla de inicio correspondiente a su rol.</w:t>
+              <w:t xml:space="preserve">4. El sistema valida las credenciales y redirige al portal correspondiente a su rol: /solicitante (Beneficiario), /operador (Operador) o /admin (Administrador).</w:t>
             </w:r>
           </w:p>
         </w:tc>
@@ -868,7 +868,7 @@
                 <w:sz w:val="17"/>
                 <w:szCs w:val="17"/>
               </w:rPr>
-              <w:t xml:space="preserve">5. (Opcional) El beneficiario sin cuenta hace clic en el enlace "¿Sos beneficiario? Registrate para pedir tu turno" (D).</w:t>
+              <w:t xml:space="preserve">5. (Opcional) El beneficiario sin cuenta hace clic en el enlace "¿Sos beneficiario? Registrate acá" (D).</w:t>
             </w:r>
           </w:p>
         </w:tc>
@@ -6943,7 +6943,7 @@
                 <w:sz w:val="18"/>
                 <w:szCs w:val="18"/>
               </w:rPr>
-              <w:t xml:space="preserve">Registrar, reprogramar o cancelar turnos de entrega/retiro, y revisar los pagos pendientes de la autogestión.</w:t>
+              <w:t xml:space="preserve">Registrar turnos, revisar y aprobar el comprobante del bono contribución de la autogestión, reprogramar o cancelar turnos, y registrar la asistencia del día.</w:t>
             </w:r>
           </w:p>
         </w:tc>
@@ -6992,7 +6992,7 @@
                 <w:sz w:val="18"/>
                 <w:szCs w:val="18"/>
               </w:rPr>
-              <w:t xml:space="preserve">El operador consulta la agenda de turnos, busca por beneficiario, registra un turno nuevo o modifica uno existente (reprogramar/cancelar), y revisa el comprobante de un turno pendiente de pago generado por autogestión.</w:t>
+              <w:t xml:space="preserve">El operador consulta la agenda de turnos, busca por beneficiario, registra un turno nuevo, aprueba o rechaza el comprobante de un turno pendiente de revisión (autogestión), reprograma o cancela un turno confirmado, y marca si el beneficiario asistió o faltó.</w:t>
             </w:r>
           </w:p>
         </w:tc>
@@ -7427,7 +7427,7 @@
                 <w:sz w:val="17"/>
                 <w:szCs w:val="17"/>
               </w:rPr>
-              <w:t xml:space="preserve">2. El sistema filtra la tabla de turnos (C) en vivo, mostrando fecha, hora, beneficiario y estado (D, badge).</w:t>
+              <w:t xml:space="preserve">2. El sistema filtra la tabla de turnos en vivo, mostrando fecha y hora, beneficiario, motivo del turno (atención general o retiro de un marco puntual) y estado (badge).</w:t>
             </w:r>
           </w:p>
         </w:tc>
@@ -7500,7 +7500,7 @@
                 <w:sz w:val="17"/>
                 <w:szCs w:val="17"/>
               </w:rPr>
-              <w:t xml:space="preserve">4. Para un turno existente, hace clic en Reprogramar (E) y elige nueva fecha/hora.</w:t>
+              <w:t xml:space="preserve">4. Para un turno Aceptado (C), el operador hace clic en Asistió (D) o Faltó (E) el día del turno.</w:t>
             </w:r>
           </w:p>
         </w:tc>
@@ -7523,7 +7523,7 @@
                 <w:sz w:val="17"/>
                 <w:szCs w:val="17"/>
               </w:rPr>
-              <w:t xml:space="preserve">5. El sistema actualiza el turno, que permanece SCHEDULED.</w:t>
+              <w:t xml:space="preserve">El sistema registra la asistencia (COMPLETED/MISSED), estado final para el panel de indicadores.</w:t>
             </w:r>
           </w:p>
         </w:tc>
@@ -7548,7 +7548,7 @@
                 <w:sz w:val="17"/>
                 <w:szCs w:val="17"/>
               </w:rPr>
-              <w:t xml:space="preserve">6. (Alternativa) Hace clic en Cancelar (F) y confirma el motivo.</w:t>
+              <w:t xml:space="preserve">5. (Alternativa) Hace clic en Reprogramar (F) sobre un turno Aceptado y elige nueva fecha/hora.</w:t>
             </w:r>
           </w:p>
         </w:tc>
@@ -7571,7 +7571,7 @@
                 <w:sz w:val="17"/>
                 <w:szCs w:val="17"/>
               </w:rPr>
-              <w:t xml:space="preserve">7. El sistema pasa el turno a CANCELLED.</w:t>
+              <w:t xml:space="preserve">El sistema actualiza el turno, que permanece SCHEDULED.</w:t>
             </w:r>
           </w:p>
         </w:tc>
@@ -7596,7 +7596,7 @@
                 <w:sz w:val="17"/>
                 <w:szCs w:val="17"/>
               </w:rPr>
-              <w:t xml:space="preserve">8. Si el turno está "Pendiente de pago" (D, autogestión), el operador hace clic en Ver comprobante (G).</w:t>
+              <w:t xml:space="preserve">6. (Alternativa) Hace clic en Cancelar y confirma el motivo (disponible tanto en un turno Aceptado como en uno Pendiente de revisión, letra J).</w:t>
             </w:r>
           </w:p>
         </w:tc>
@@ -7619,7 +7619,103 @@
                 <w:sz w:val="17"/>
                 <w:szCs w:val="17"/>
               </w:rPr>
-              <w:t xml:space="preserve">9. El sistema muestra el comprobante subido para que el operador lo revise y, si corresponde, confirme el turno manualmente.</w:t>
+              <w:t xml:space="preserve">El sistema pasa el turno a CANCELLED.</w:t>
+            </w:r>
+          </w:p>
+        </w:tc>
+      </w:tr>
+      <w:tr>
+        <w:tc>
+          <w:tcPr>
+            <w:tcW w:type="dxa" w:w="5040"/>
+            <w:tcMar>
+              <w:top w:type="dxa" w:w="60"/>
+              <w:left w:type="dxa" w:w="80"/>
+              <w:bottom w:type="dxa" w:w="60"/>
+              <w:right w:type="dxa" w:w="80"/>
+            </w:tcMar>
+            <w:vAlign w:val="center"/>
+          </w:tcPr>
+          <w:p>
+            <w:r>
+              <w:rPr>
+                <w:b w:val="false"/>
+                <w:bCs w:val="false"/>
+                <w:sz w:val="17"/>
+                <w:szCs w:val="17"/>
+              </w:rPr>
+              <w:t xml:space="preserve">7. Para un turno Pendiente de revisión (G, autogestión), el operador abre el comprobante cargado (H) y lo revisa.</w:t>
+            </w:r>
+          </w:p>
+        </w:tc>
+        <w:tc>
+          <w:tcPr>
+            <w:tcW w:type="dxa" w:w="5040"/>
+            <w:tcMar>
+              <w:top w:type="dxa" w:w="60"/>
+              <w:left w:type="dxa" w:w="80"/>
+              <w:bottom w:type="dxa" w:w="60"/>
+              <w:right w:type="dxa" w:w="80"/>
+            </w:tcMar>
+            <w:vAlign w:val="center"/>
+          </w:tcPr>
+          <w:p>
+            <w:r>
+              <w:rPr>
+                <w:b w:val="false"/>
+                <w:bCs w:val="false"/>
+                <w:sz w:val="17"/>
+                <w:szCs w:val="17"/>
+              </w:rPr>
+              <w:t xml:space="preserve"/>
+            </w:r>
+          </w:p>
+        </w:tc>
+      </w:tr>
+      <w:tr>
+        <w:tc>
+          <w:tcPr>
+            <w:tcW w:type="dxa" w:w="5040"/>
+            <w:tcMar>
+              <w:top w:type="dxa" w:w="60"/>
+              <w:left w:type="dxa" w:w="80"/>
+              <w:bottom w:type="dxa" w:w="60"/>
+              <w:right w:type="dxa" w:w="80"/>
+            </w:tcMar>
+            <w:vAlign w:val="center"/>
+          </w:tcPr>
+          <w:p>
+            <w:r>
+              <w:rPr>
+                <w:b w:val="false"/>
+                <w:bCs w:val="false"/>
+                <w:sz w:val="17"/>
+                <w:szCs w:val="17"/>
+              </w:rPr>
+              <w:t xml:space="preserve">8. Si el comprobante corresponde al bono contribución, hace clic en Aprobar (I).</w:t>
+            </w:r>
+          </w:p>
+        </w:tc>
+        <w:tc>
+          <w:tcPr>
+            <w:tcW w:type="dxa" w:w="5040"/>
+            <w:tcMar>
+              <w:top w:type="dxa" w:w="60"/>
+              <w:left w:type="dxa" w:w="80"/>
+              <w:bottom w:type="dxa" w:w="60"/>
+              <w:right w:type="dxa" w:w="80"/>
+            </w:tcMar>
+            <w:vAlign w:val="center"/>
+          </w:tcPr>
+          <w:p>
+            <w:r>
+              <w:rPr>
+                <w:b w:val="false"/>
+                <w:bCs w:val="false"/>
+                <w:sz w:val="17"/>
+                <w:szCs w:val="17"/>
+              </w:rPr>
+              <w:t xml:space="preserve">9. El sistema pasa el turno a SCHEDULED ("Aceptado") y dispara la notificación de confirmación.</w:t>
             </w:r>
           </w:p>
         </w:tc>
@@ -7797,7 +7893,7 @@
                 <w:sz w:val="18"/>
                 <w:szCs w:val="18"/>
               </w:rPr>
-              <w:t xml:space="preserve">Permitir que el beneficiario saque su turno sin asistir presencialmente y confirme el pago del bono contribución.</w:t>
+              <w:t xml:space="preserve">Permitir que el beneficiario saque su turno sin asistir presencialmente y cargue el comprobante del bono contribución para que un operador lo revise.</w:t>
             </w:r>
           </w:p>
         </w:tc>
@@ -7846,7 +7942,7 @@
                 <w:sz w:val="18"/>
                 <w:szCs w:val="18"/>
               </w:rPr>
-              <w:t xml:space="preserve">El beneficiario elige una fecha disponible, transfiere el bono contribución a la cuenta de la fundación, sube el comprobante y el sistema confirma el turno; también puede ver su historial de turnos pasados.</w:t>
+              <w:t xml:space="preserve">El beneficiario elige una fecha disponible, transfiere el bono contribución a la cuenta de la fundación y sube el comprobante; el turno queda pendiente de revisión hasta que un operador lo aprueba (RU-09). También puede ver su historial de turnos pasados.</w:t>
             </w:r>
           </w:p>
         </w:tc>
@@ -7944,7 +8040,7 @@
                 <w:sz w:val="18"/>
                 <w:szCs w:val="18"/>
               </w:rPr>
-              <w:t xml:space="preserve">RF-20, RF-21; RNF-01 (Autenticación y autorización, rol APPLICANT)</w:t>
+              <w:t xml:space="preserve">RF-20, RF-21 (revisión, reprogramación y cancelación); RNF-01 (Autenticación y autorización, rol APPLICANT)</w:t>
             </w:r>
           </w:p>
         </w:tc>
@@ -8042,7 +8138,7 @@
                 <w:sz w:val="18"/>
                 <w:szCs w:val="18"/>
               </w:rPr>
-              <w:t xml:space="preserve">Turno confirmado y visible en la agenda del staff (RU-09) para revisión posterior del comprobante por un operador.</w:t>
+              <w:t xml:space="preserve">Turno pendiente de revisión (o confirmado, si ya fue aprobado), visible en la agenda del staff (RU-09).</w:t>
             </w:r>
           </w:p>
         </w:tc>
@@ -8107,7 +8203,7 @@
             <w:r>
               <w:drawing>
                 <wp:inline distT="0" distB="0" distL="0" distR="0">
-                  <wp:extent cx="6276975" cy="3209925"/>
+                  <wp:extent cx="6276975" cy="2638425"/>
                   <wp:effectExtent t="0" r="0" b="0" l="0"/>
                   <wp:docPr id="1" name="" descr="" title=""/>
                   <wp:cNvGraphicFramePr>
@@ -8132,7 +8228,7 @@
                         <pic:spPr bwMode="auto">
                           <a:xfrm>
                             <a:off x="0" y="0"/>
-                            <a:ext cx="6276975" cy="3209925"/>
+                            <a:ext cx="6276975" cy="2638425"/>
                           </a:xfrm>
                           <a:prstGeom prst="rect">
                             <a:avLst/>
@@ -8281,7 +8377,7 @@
                 <w:sz w:val="17"/>
                 <w:szCs w:val="17"/>
               </w:rPr>
-              <w:t xml:space="preserve">2. El sistema crea el turno en estado PENDIENTE DE PAGO (B) y avanza al paso 2 ("Confirmar con bono contribución").</w:t>
+              <w:t xml:space="preserve">2. El sistema crea el turno en estado PENDING_PAYMENT y avanza al paso 2 ("Confirmar con bono contribución"), mostrando los datos de la cuenta de la fundación para transferir.</w:t>
             </w:r>
           </w:p>
         </w:tc>
@@ -8306,7 +8402,7 @@
                 <w:sz w:val="17"/>
                 <w:szCs w:val="17"/>
               </w:rPr>
-              <w:t xml:space="preserve"/>
+              <w:t xml:space="preserve">3. El beneficiario transfiere el bono contribución por fuera del sistema y sube el comprobante.</w:t>
             </w:r>
           </w:p>
         </w:tc>
@@ -8329,7 +8425,7 @@
                 <w:sz w:val="17"/>
                 <w:szCs w:val="17"/>
               </w:rPr>
-              <w:t xml:space="preserve">3. El sistema muestra la indicación de transferencia (C) con los datos de la cuenta de la fundación.</w:t>
+              <w:t xml:space="preserve">4. El sistema valida el archivo y pasa el turno a PENDING_REVIEW (B, badge "Pendiente de revisión"), avanzando al paso 3 ("En revisión", A) — todavía no se notifica ni queda confirmado. El panel muestra la nota de espera (C).</w:t>
             </w:r>
           </w:p>
         </w:tc>
@@ -8354,7 +8450,7 @@
                 <w:sz w:val="17"/>
                 <w:szCs w:val="17"/>
               </w:rPr>
-              <w:t xml:space="preserve">4. El beneficiario hace clic en el recuadro de Comprobante de transferencia (D), sube el archivo y hace clic en Subir comprobante (E).</w:t>
+              <w:t xml:space="preserve">5. (Cuando un operador aprueba el comprobante en RU-09)</w:t>
             </w:r>
           </w:p>
         </w:tc>
@@ -8377,7 +8473,7 @@
                 <w:sz w:val="17"/>
                 <w:szCs w:val="17"/>
               </w:rPr>
-              <w:t xml:space="preserve">5. El sistema pasa el turno a SCHEDULED (paso 3, "Turno confirmado") y dispara la notificación de confirmación.</w:t>
+              <w:t xml:space="preserve">El turno pasa a SCHEDULED (paso 4, "Turno aceptado") y el sistema dispara la notificación de confirmación.</w:t>
             </w:r>
           </w:p>
         </w:tc>
@@ -8402,7 +8498,7 @@
                 <w:sz w:val="17"/>
                 <w:szCs w:val="17"/>
               </w:rPr>
-              <w:t xml:space="preserve">6. (Opcional) El beneficiario revisa su Historial (F) de turnos pasados (asistidos/cancelados).</w:t>
+              <w:t xml:space="preserve">6. (Opcional) El beneficiario revisa su Historial (D) de turnos pasados (asistidos/cancelados).</w:t>
             </w:r>
           </w:p>
         </w:tc>
@@ -8462,7 +8558,33 @@
         <w:spacing w:after="70"/>
       </w:pPr>
       <w:r>
-        <w:t xml:space="preserve">4a. El beneficiario no sube comprobante: el turno permanece "Pendiente de pago" indefinidamente (no bloquea el resto de la app, pero no se confirma ni notifica).</w:t>
+        <w:t xml:space="preserve">3a. El beneficiario no sube comprobante: el turno permanece en PENDING_PAYMENT indefinidamente (no bloquea el resto de la app, pero no se confirma ni notifica).</w:t>
+      </w:r>
+    </w:p>
+    <w:p>
+      <w:pPr>
+        <w:pStyle w:val="ListParagraph"/>
+        <w:numPr>
+          <w:ilvl w:val="0"/>
+          <w:numId w:val="1"/>
+        </w:numPr>
+        <w:spacing w:after="70"/>
+      </w:pPr>
+      <w:r>
+        <w:t xml:space="preserve">4a. El archivo no es válido, o el PDF no parece un comprobante de pago: el sistema rechaza la carga y el beneficiario puede reintentarla.</w:t>
+      </w:r>
+    </w:p>
+    <w:p>
+      <w:pPr>
+        <w:pStyle w:val="ListParagraph"/>
+        <w:numPr>
+          <w:ilvl w:val="0"/>
+          <w:numId w:val="1"/>
+        </w:numPr>
+        <w:spacing w:after="70"/>
+      </w:pPr>
+      <w:r>
+        <w:t xml:space="preserve">5a. El operador encuentra un problema en el comprobante: cancela el turno (RU-09) en lugar de aprobarlo; el sistema lo pasa a CANCELLED y notifica al beneficiario.</w:t>
       </w:r>
     </w:p>
     <w:p>

--- a/docs/casos-de-uso-reales/CASOS_DE_USO_REALES.docx
+++ b/docs/casos-de-uso-reales/CASOS_DE_USO_REALES.docx
@@ -12972,7 +12972,7 @@
                 <w:sz w:val="17"/>
                 <w:szCs w:val="17"/>
               </w:rPr>
-              <w:t xml:space="preserve">1. El usuario hace clic en "Sacar una foto" o "Elegir un archivo".</w:t>
+              <w:t xml:space="preserve">1. El usuario hace clic en "Sacar una foto" (A) o "Elegir un archivo" (B).</w:t>
             </w:r>
           </w:p>
         </w:tc>
@@ -12995,7 +12995,7 @@
                 <w:sz w:val="17"/>
                 <w:szCs w:val="17"/>
               </w:rPr>
-              <w:t xml:space="preserve">2. El sistema detecta el rostro en el propio navegador.</w:t>
+              <w:t xml:space="preserve">2. El sistema carga la foto y detecta el rostro en el propio navegador, sin mensaje de error si el detector inicializó bien (como en la captura, todavía sin foto).</w:t>
             </w:r>
           </w:p>
         </w:tc>
@@ -13020,7 +13020,7 @@
                 <w:sz w:val="17"/>
                 <w:szCs w:val="17"/>
               </w:rPr>
-              <w:t xml:space="preserve">3. Elige un marco de "Marcos con foto" (solo aparecen los disponibles que ya tienen imagen cargada).</w:t>
+              <w:t xml:space="preserve">3. Elige un marco de "Marcos con foto" (C, solo aparecen los disponibles que ya tienen imagen cargada).</w:t>
             </w:r>
           </w:p>
         </w:tc>
@@ -13080,7 +13080,7 @@
         <w:spacing w:after="70"/>
       </w:pPr>
       <w:r>
-        <w:t xml:space="preserve">2a. El detector de rostros no pudo cargar (dispositivo o red): el sistema muestra "El probador no está disponible en este dispositivo" sin romper el resto de la aplicación — es exactamente el estado capturado arriba, observado en el entorno de prueba.</w:t>
+        <w:t xml:space="preserve">2a. El detector de rostros no pudo cargar (dispositivo o red): el sistema muestra "El probador no está disponible en este dispositivo" sin romper el resto de la aplicación.</w:t>
       </w:r>
     </w:p>
     <w:p>
@@ -13094,6 +13094,19 @@
       </w:pPr>
       <w:r>
         <w:t xml:space="preserve">2b. No se detecta ningún rostro en la foto: el sistema pide subir otra foto, de frente y con buena luz.</w:t>
+      </w:r>
+    </w:p>
+    <w:p>
+      <w:pPr>
+        <w:pStyle w:val="ListParagraph"/>
+        <w:numPr>
+          <w:ilvl w:val="0"/>
+          <w:numId w:val="1"/>
+        </w:numPr>
+        <w:spacing w:after="70"/>
+      </w:pPr>
+      <w:r>
+        <w:t xml:space="preserve">Nota de fidelidad: la captura muestra la pantalla lista para usarse (detector cargado, sin foto todavía) — a propósito no se subió ninguna foto para no usar la imagen de una persona real en la documentación. Los pasos 2 (RF-17) y 4 (RF-18) se verificaron por lectura de código, no por captura de pantalla.</w:t>
       </w:r>
     </w:p>
     <w:p>
